--- a/Resume/Olalekan_Ogundare_Resume.docx
+++ b/Resume/Olalekan_Ogundare_Resume.docx
@@ -170,7 +170,7 @@
               <w:rPr>
                 <w:sz w:val="19"/>
               </w:rPr>
-              <w:t>AWS (EC2, VPC, S3, EBS, EFS, FSx, RDS, DynamoDB, EKS, Fargate, ECS, Lambda, IAM, KMS, CloudFront, Route 53, ELB, SNS/SQS, EventBridge, Organizations, Control Tower), Microsoft Azure (VMs, VM Scale Sets, AKS, Container Apps, VNet, Storage, Entra ID, Azure Policy, hybrid connectivity)</w:t>
+              <w:t>AWS (EC2, VPC, S3, EBS, EFS, FSx, RDS, Aurora, DynamoDB, DocumentDB, ElastiCache, EKS, Fargate, ECS, Lambda, IAM, KMS, CloudFront, Route 53, PrivateLink, ELB, SNS/SQS, EventBridge, Organizations, Control Tower), Microsoft Azure (VMs, VM Scale Sets, AKS, Container Apps, VNet, Storage, Entra ID, Azure Policy, hybrid connectivity)</w:t>
             </w:r>
           </w:p>
         </w:tc>
@@ -205,7 +205,7 @@
               <w:rPr>
                 <w:sz w:val="19"/>
               </w:rPr>
-              <w:t>Terraform (modules, remote state, Sentinel/OPA policy gates), Terragrunt, Bicep, AWS CloudFormation, Ansible</w:t>
+              <w:t>Terraform (modules, remote state, Sentinel/OPA policy gates), Terraform Enterprise/Cloud (workspace design, policy-as-code, VCS-driven workflows), Terragrunt, Bicep, AWS CloudFormation, Ansible</w:t>
             </w:r>
           </w:p>
         </w:tc>
@@ -275,7 +275,7 @@
               <w:rPr>
                 <w:sz w:val="19"/>
               </w:rPr>
-              <w:t>Azure DevOps (Pipelines, Boards, Repos, Artifacts), Jenkins, GitHub Actions, Harness, GitLab CI, Bitbucket Pipelines</w:t>
+              <w:t>Azure DevOps (Pipelines, Boards, Repos, Artifacts), Jenkins, GitHub Actions, Harness, GitLab CI, Bitbucket Pipelines, XLR (Digital.ai/XebiaLabs Release), AWS CodePipeline</w:t>
             </w:r>
           </w:p>
         </w:tc>
@@ -629,7 +629,20 @@
         <w:rPr>
           <w:sz w:val="21"/>
         </w:rPr>
-        <w:t>Built and maintained CI/CD pipelines in Azure DevOps (YAML pipelines, environment approvals), AWS CodePipeline/CodeBuild, and GitHub Actions for automated build/test/deploy, and automated configuration management with Ansible.</w:t>
+        <w:t>Administered Terraform Enterprise/Cloud for client organizations — workspace design and team/project structuring, policy-as-code enforcement via Sentinel, and VCS-driven workflows (PR-triggered plans, mandatory approval gates before apply) so no infrastructure change reached production outside a reviewed pipeline.</w:t>
+      </w:r>
+    </w:p>
+    <w:p>
+      <w:pPr>
+        <w:pStyle w:val="ListBullet"/>
+        <w:spacing w:after="20"/>
+        <w:ind w:left="317"/>
+      </w:pPr>
+      <w:r>
+        <w:rPr>
+          <w:sz w:val="21"/>
+        </w:rPr>
+        <w:t>Built and maintained CI/CD pipelines in Azure DevOps (YAML pipelines, environment approvals), AWS CodePipeline/CodeBuild, GitHub Actions, and XLR (Digital.ai/XebiaLabs Release) for automated build/test/deploy and orchestrated multi-environment release pipelines, with automated configuration management via Ansible.</w:t>
       </w:r>
     </w:p>
     <w:p>
@@ -668,6 +681,19 @@
         <w:rPr>
           <w:sz w:val="21"/>
         </w:rPr>
+        <w:t>Designed least-privilege AWS IAM architectures for client accounts — custom IAM roles/policies scoped to specific resources and actions, cross-account access via assumed roles for multi-account/multi-team environments, and periodic access reviews to catch privilege drift.</w:t>
+      </w:r>
+    </w:p>
+    <w:p>
+      <w:pPr>
+        <w:pStyle w:val="ListBullet"/>
+        <w:spacing w:after="20"/>
+        <w:ind w:left="317"/>
+      </w:pPr>
+      <w:r>
+        <w:rPr>
+          <w:sz w:val="21"/>
+        </w:rPr>
         <w:t>Designed backup, disaster recovery, and resilience strategies using Azure Backup and Azure Site Recovery (cross-region failover, RTO/RPO-driven recovery tiers) alongside AWS Backup and cross-region replication, validated through regular recovery drills rather than assuming failover would work untested.</w:t>
       </w:r>
     </w:p>
@@ -681,7 +707,20 @@
         <w:rPr>
           <w:sz w:val="21"/>
         </w:rPr>
-        <w:t>Configured hybrid and multi-cloud network connectivity (Azure VNet/Hub-and-Spoke/ExpressRoute, AWS VPC/Transit Gateway/Direct Connect, site-to-site VPN) and set up Azure Front Door and AWS CloudFront for low-latency application delivery.</w:t>
+        <w:t>Architected and operated AWS database services for client workloads — Aurora (PostgreSQL/MySQL-compatible) and RDS for relational workloads, DynamoDB for high-throughput key-value access patterns, DocumentDB for MongoDB-compatible document workloads, and ElastiCache for low-latency caching in front of primary datastores.</w:t>
+      </w:r>
+    </w:p>
+    <w:p>
+      <w:pPr>
+        <w:pStyle w:val="ListBullet"/>
+        <w:spacing w:after="20"/>
+        <w:ind w:left="317"/>
+      </w:pPr>
+      <w:r>
+        <w:rPr>
+          <w:sz w:val="21"/>
+        </w:rPr>
+        <w:t>Configured hybrid and multi-cloud network connectivity (Azure VNet/Hub-and-Spoke/ExpressRoute, AWS VPC/Transit Gateway/Direct Connect, site-to-site VPN) with AWS PrivateLink for private, non-internet-routed access to AWS services and partner endpoints, and set up Azure Front Door and AWS CloudFront for low-latency application delivery.</w:t>
       </w:r>
     </w:p>
     <w:p>
